--- a/Module-3/Session-1/session1.docx
+++ b/Module-3/Session-1/session1.docx
@@ -87,23 +87,7 @@
           <w:sz w:val="28"/>
           <w:szCs w:val="28"/>
         </w:rPr>
-        <w:t xml:space="preserve">Write a simple C program </w:t>
-      </w:r>
-      <w:proofErr w:type="spellStart"/>
-      <w:r>
-        <w:rPr>
-          <w:sz w:val="28"/>
-          <w:szCs w:val="28"/>
-        </w:rPr>
-        <w:t>tasklist_c.c</w:t>
-      </w:r>
-      <w:proofErr w:type="spellEnd"/>
-      <w:r>
-        <w:rPr>
-          <w:sz w:val="28"/>
-          <w:szCs w:val="28"/>
-        </w:rPr>
-        <w:t xml:space="preserve"> that allows you to add up to 5 tasks (as strings) to a global array and print all tasks using a for loop.</w:t>
+        <w:t>Write a simple C program tasklist_c.c that allows you to add up to 5 tasks (as strings) to a global array and print all tasks using a for loop.</w:t>
       </w:r>
     </w:p>
     <w:p>
@@ -122,8 +106,314 @@
           <w:sz w:val="28"/>
           <w:szCs w:val="28"/>
         </w:rPr>
-        <w:t>Q-2</w:t>
-      </w:r>
+        <w:t>Ans:</w:t>
+      </w:r>
+      <w:r>
+        <w:rPr>
+          <w:sz w:val="28"/>
+          <w:szCs w:val="28"/>
+        </w:rPr>
+        <w:t xml:space="preserve"> </w:t>
+      </w:r>
+    </w:p>
+    <w:p>
+      <w:pPr>
+        <w:spacing w:line="240" w:lineRule="auto"/>
+        <w:ind w:left="1440"/>
+        <w:rPr>
+          <w:sz w:val="28"/>
+          <w:szCs w:val="28"/>
+        </w:rPr>
+      </w:pPr>
+      <w:r>
+        <w:rPr>
+          <w:sz w:val="28"/>
+          <w:szCs w:val="28"/>
+        </w:rPr>
+        <w:t>#include &lt;stdio.h&gt;</w:t>
+      </w:r>
+    </w:p>
+    <w:p>
+      <w:pPr>
+        <w:spacing w:line="240" w:lineRule="auto"/>
+        <w:ind w:left="1440"/>
+        <w:rPr>
+          <w:sz w:val="28"/>
+          <w:szCs w:val="28"/>
+        </w:rPr>
+      </w:pPr>
+      <w:r>
+        <w:rPr>
+          <w:sz w:val="28"/>
+          <w:szCs w:val="28"/>
+        </w:rPr>
+        <w:t>char tasks[5][50];</w:t>
+      </w:r>
+    </w:p>
+    <w:p>
+      <w:pPr>
+        <w:spacing w:line="240" w:lineRule="auto"/>
+        <w:ind w:left="1440"/>
+        <w:rPr>
+          <w:sz w:val="28"/>
+          <w:szCs w:val="28"/>
+        </w:rPr>
+      </w:pPr>
+      <w:r>
+        <w:rPr>
+          <w:sz w:val="28"/>
+          <w:szCs w:val="28"/>
+        </w:rPr>
+        <w:t>int count = 0;</w:t>
+      </w:r>
+    </w:p>
+    <w:p>
+      <w:pPr>
+        <w:spacing w:line="240" w:lineRule="auto"/>
+        <w:ind w:left="1440"/>
+        <w:rPr>
+          <w:sz w:val="28"/>
+          <w:szCs w:val="28"/>
+        </w:rPr>
+      </w:pPr>
+      <w:r>
+        <w:rPr>
+          <w:sz w:val="28"/>
+          <w:szCs w:val="28"/>
+        </w:rPr>
+        <w:t>int main() {</w:t>
+      </w:r>
+    </w:p>
+    <w:p>
+      <w:pPr>
+        <w:spacing w:line="240" w:lineRule="auto"/>
+        <w:ind w:left="1440"/>
+        <w:rPr>
+          <w:sz w:val="28"/>
+          <w:szCs w:val="28"/>
+        </w:rPr>
+      </w:pPr>
+      <w:r>
+        <w:rPr>
+          <w:sz w:val="28"/>
+          <w:szCs w:val="28"/>
+        </w:rPr>
+        <w:t xml:space="preserve">    int i;</w:t>
+      </w:r>
+    </w:p>
+    <w:p>
+      <w:pPr>
+        <w:spacing w:line="240" w:lineRule="auto"/>
+        <w:ind w:left="1440"/>
+        <w:rPr>
+          <w:sz w:val="28"/>
+          <w:szCs w:val="28"/>
+        </w:rPr>
+      </w:pPr>
+      <w:r>
+        <w:rPr>
+          <w:sz w:val="28"/>
+          <w:szCs w:val="28"/>
+        </w:rPr>
+        <w:t xml:space="preserve">    printf("Enter 5 tasks:\n");</w:t>
+      </w:r>
+    </w:p>
+    <w:p>
+      <w:pPr>
+        <w:spacing w:line="240" w:lineRule="auto"/>
+        <w:ind w:left="1440"/>
+        <w:rPr>
+          <w:sz w:val="28"/>
+          <w:szCs w:val="28"/>
+        </w:rPr>
+      </w:pPr>
+      <w:r>
+        <w:rPr>
+          <w:sz w:val="28"/>
+          <w:szCs w:val="28"/>
+        </w:rPr>
+        <w:t xml:space="preserve">    for (i = 0; i &lt; 5; i++) {</w:t>
+      </w:r>
+    </w:p>
+    <w:p>
+      <w:pPr>
+        <w:spacing w:line="240" w:lineRule="auto"/>
+        <w:ind w:left="1440"/>
+        <w:rPr>
+          <w:sz w:val="28"/>
+          <w:szCs w:val="28"/>
+        </w:rPr>
+      </w:pPr>
+      <w:r>
+        <w:rPr>
+          <w:sz w:val="28"/>
+          <w:szCs w:val="28"/>
+        </w:rPr>
+        <w:t xml:space="preserve">        printf("Task %d: ", i + 1);</w:t>
+      </w:r>
+    </w:p>
+    <w:p>
+      <w:pPr>
+        <w:spacing w:line="240" w:lineRule="auto"/>
+        <w:ind w:left="1440"/>
+        <w:rPr>
+          <w:sz w:val="28"/>
+          <w:szCs w:val="28"/>
+        </w:rPr>
+      </w:pPr>
+      <w:r>
+        <w:rPr>
+          <w:sz w:val="28"/>
+          <w:szCs w:val="28"/>
+        </w:rPr>
+        <w:t xml:space="preserve">        scanf("%s", tasks[i]);</w:t>
+      </w:r>
+    </w:p>
+    <w:p>
+      <w:pPr>
+        <w:spacing w:line="240" w:lineRule="auto"/>
+        <w:ind w:left="1440"/>
+        <w:rPr>
+          <w:sz w:val="28"/>
+          <w:szCs w:val="28"/>
+        </w:rPr>
+      </w:pPr>
+      <w:r>
+        <w:rPr>
+          <w:sz w:val="28"/>
+          <w:szCs w:val="28"/>
+        </w:rPr>
+        <w:t xml:space="preserve">        count++;</w:t>
+      </w:r>
+    </w:p>
+    <w:p>
+      <w:pPr>
+        <w:spacing w:line="240" w:lineRule="auto"/>
+        <w:ind w:left="1440"/>
+        <w:rPr>
+          <w:sz w:val="28"/>
+          <w:szCs w:val="28"/>
+        </w:rPr>
+      </w:pPr>
+      <w:r>
+        <w:rPr>
+          <w:sz w:val="28"/>
+          <w:szCs w:val="28"/>
+        </w:rPr>
+        <w:t xml:space="preserve">    }</w:t>
+      </w:r>
+    </w:p>
+    <w:p>
+      <w:pPr>
+        <w:spacing w:line="240" w:lineRule="auto"/>
+        <w:ind w:left="1440"/>
+        <w:rPr>
+          <w:sz w:val="28"/>
+          <w:szCs w:val="28"/>
+        </w:rPr>
+      </w:pPr>
+      <w:r>
+        <w:rPr>
+          <w:sz w:val="28"/>
+          <w:szCs w:val="28"/>
+        </w:rPr>
+        <w:t xml:space="preserve">    printf("\nAll Tasks:\n");</w:t>
+      </w:r>
+    </w:p>
+    <w:p>
+      <w:pPr>
+        <w:spacing w:line="240" w:lineRule="auto"/>
+        <w:ind w:left="1440"/>
+        <w:rPr>
+          <w:sz w:val="28"/>
+          <w:szCs w:val="28"/>
+        </w:rPr>
+      </w:pPr>
+      <w:r>
+        <w:rPr>
+          <w:sz w:val="28"/>
+          <w:szCs w:val="28"/>
+        </w:rPr>
+        <w:t xml:space="preserve">    for (i = 0; i &lt; count; i++) {</w:t>
+      </w:r>
+    </w:p>
+    <w:p>
+      <w:pPr>
+        <w:spacing w:line="240" w:lineRule="auto"/>
+        <w:ind w:left="1440"/>
+        <w:rPr>
+          <w:sz w:val="28"/>
+          <w:szCs w:val="28"/>
+        </w:rPr>
+      </w:pPr>
+      <w:r>
+        <w:rPr>
+          <w:sz w:val="28"/>
+          <w:szCs w:val="28"/>
+        </w:rPr>
+        <w:t xml:space="preserve">        printf("%d. %s\n", i + 1, tasks[i]);</w:t>
+      </w:r>
+    </w:p>
+    <w:p>
+      <w:pPr>
+        <w:spacing w:line="240" w:lineRule="auto"/>
+        <w:ind w:left="1440"/>
+        <w:rPr>
+          <w:sz w:val="28"/>
+          <w:szCs w:val="28"/>
+        </w:rPr>
+      </w:pPr>
+      <w:r>
+        <w:rPr>
+          <w:sz w:val="28"/>
+          <w:szCs w:val="28"/>
+        </w:rPr>
+        <w:t xml:space="preserve">    }</w:t>
+      </w:r>
+    </w:p>
+    <w:p>
+      <w:pPr>
+        <w:spacing w:line="240" w:lineRule="auto"/>
+        <w:ind w:left="1440"/>
+        <w:rPr>
+          <w:sz w:val="28"/>
+          <w:szCs w:val="28"/>
+        </w:rPr>
+      </w:pPr>
+      <w:r>
+        <w:rPr>
+          <w:sz w:val="28"/>
+          <w:szCs w:val="28"/>
+        </w:rPr>
+        <w:t xml:space="preserve">    return 0;</w:t>
+      </w:r>
+    </w:p>
+    <w:p>
+      <w:pPr>
+        <w:spacing w:line="240" w:lineRule="auto"/>
+        <w:ind w:left="1440"/>
+        <w:rPr>
+          <w:sz w:val="28"/>
+          <w:szCs w:val="28"/>
+        </w:rPr>
+      </w:pPr>
+      <w:r>
+        <w:rPr>
+          <w:sz w:val="28"/>
+          <w:szCs w:val="28"/>
+        </w:rPr>
+        <w:t>}</w:t>
+      </w:r>
+    </w:p>
+    <w:p>
+      <w:pPr>
+        <w:spacing w:line="240" w:lineRule="auto"/>
+        <w:ind w:left="1440"/>
+        <w:rPr>
+          <w:sz w:val="28"/>
+          <w:szCs w:val="28"/>
+        </w:rPr>
+      </w:pPr>
       <w:r>
         <w:rPr>
           <w:b/>
@@ -131,66 +421,8 @@
           <w:sz w:val="28"/>
           <w:szCs w:val="28"/>
         </w:rPr>
-        <w:t xml:space="preserve">: </w:t>
-      </w:r>
-      <w:r>
-        <w:rPr>
-          <w:sz w:val="28"/>
-          <w:szCs w:val="28"/>
-        </w:rPr>
-        <w:t xml:space="preserve">Modify your </w:t>
-      </w:r>
-      <w:proofErr w:type="spellStart"/>
-      <w:r>
-        <w:rPr>
-          <w:sz w:val="28"/>
-          <w:szCs w:val="28"/>
-        </w:rPr>
-        <w:t>tasklist_c.c</w:t>
-      </w:r>
-      <w:proofErr w:type="spellEnd"/>
-      <w:r>
-        <w:rPr>
-          <w:sz w:val="28"/>
-          <w:szCs w:val="28"/>
-        </w:rPr>
-        <w:t xml:space="preserve"> to add a function </w:t>
-      </w:r>
-      <w:proofErr w:type="spellStart"/>
-      <w:proofErr w:type="gramStart"/>
-      <w:r>
-        <w:rPr>
-          <w:sz w:val="28"/>
-          <w:szCs w:val="28"/>
-        </w:rPr>
-        <w:t>markTaskDone</w:t>
-      </w:r>
-      <w:proofErr w:type="spellEnd"/>
-      <w:r>
-        <w:rPr>
-          <w:sz w:val="28"/>
-          <w:szCs w:val="28"/>
-        </w:rPr>
-        <w:t>(</w:t>
-      </w:r>
-      <w:proofErr w:type="gramEnd"/>
-      <w:r>
-        <w:rPr>
-          <w:sz w:val="28"/>
-          <w:szCs w:val="28"/>
-        </w:rPr>
-        <w:t>int index) that sets the selected task to 'DONE' in the array, then print the updated list.</w:t>
-      </w:r>
-    </w:p>
-    <w:p>
-      <w:pPr>
-        <w:spacing w:line="240" w:lineRule="auto"/>
-        <w:ind w:left="1440"/>
-        <w:rPr>
-          <w:sz w:val="28"/>
-          <w:szCs w:val="28"/>
-        </w:rPr>
-      </w:pPr>
+        <w:t>Q-2</w:t>
+      </w:r>
       <w:r>
         <w:rPr>
           <w:b/>
@@ -198,14 +430,14 @@
           <w:sz w:val="28"/>
           <w:szCs w:val="28"/>
         </w:rPr>
-        <w:t>Hint:</w:t>
-      </w:r>
-      <w:r>
-        <w:rPr>
-          <w:sz w:val="28"/>
-          <w:szCs w:val="28"/>
-        </w:rPr>
-        <w:t xml:space="preserve"> Use a separate status array or append ' - DONE' to the task string.</w:t>
+        <w:t xml:space="preserve">: </w:t>
+      </w:r>
+      <w:r>
+        <w:rPr>
+          <w:sz w:val="28"/>
+          <w:szCs w:val="28"/>
+        </w:rPr>
+        <w:t>Modify your tasklist_c.c to add a function markTaskDone(int index) that sets the selected task to 'DONE' in the array, then print the updated list.</w:t>
       </w:r>
     </w:p>
     <w:p>
@@ -224,8 +456,25 @@
           <w:sz w:val="28"/>
           <w:szCs w:val="28"/>
         </w:rPr>
-        <w:t>Q-3</w:t>
-      </w:r>
+        <w:t>Hint:</w:t>
+      </w:r>
+      <w:r>
+        <w:rPr>
+          <w:sz w:val="28"/>
+          <w:szCs w:val="28"/>
+        </w:rPr>
+        <w:t xml:space="preserve"> Use a separate status array or append ' - DONE' to the task string.</w:t>
+      </w:r>
+    </w:p>
+    <w:p>
+      <w:pPr>
+        <w:spacing w:line="240" w:lineRule="auto"/>
+        <w:ind w:left="1440"/>
+        <w:rPr>
+          <w:sz w:val="28"/>
+          <w:szCs w:val="28"/>
+        </w:rPr>
+      </w:pPr>
       <w:r>
         <w:rPr>
           <w:b/>
@@ -233,103 +482,484 @@
           <w:sz w:val="28"/>
           <w:szCs w:val="28"/>
         </w:rPr>
-        <w:t xml:space="preserve">: </w:t>
-      </w:r>
-      <w:r>
-        <w:rPr>
-          <w:sz w:val="28"/>
-          <w:szCs w:val="28"/>
-        </w:rPr>
-        <w:t xml:space="preserve">Create a Task class in your </w:t>
-      </w:r>
-      <w:proofErr w:type="spellStart"/>
-      <w:r>
-        <w:rPr>
-          <w:sz w:val="28"/>
-          <w:szCs w:val="28"/>
-        </w:rPr>
-        <w:t>favorite</w:t>
-      </w:r>
-      <w:proofErr w:type="spellEnd"/>
-      <w:r>
-        <w:rPr>
-          <w:sz w:val="28"/>
-          <w:szCs w:val="28"/>
-        </w:rPr>
-        <w:t xml:space="preserve"> OOP language (Java, Python, or C++) with properties: title and </w:t>
-      </w:r>
-      <w:proofErr w:type="spellStart"/>
-      <w:r>
-        <w:rPr>
-          <w:sz w:val="28"/>
-          <w:szCs w:val="28"/>
-        </w:rPr>
-        <w:t>isDone</w:t>
-      </w:r>
-      <w:proofErr w:type="spellEnd"/>
-      <w:r>
-        <w:rPr>
-          <w:sz w:val="28"/>
-          <w:szCs w:val="28"/>
-        </w:rPr>
-        <w:t xml:space="preserve">. Add a method </w:t>
-      </w:r>
-      <w:proofErr w:type="spellStart"/>
-      <w:proofErr w:type="gramStart"/>
-      <w:r>
-        <w:rPr>
-          <w:sz w:val="28"/>
-          <w:szCs w:val="28"/>
-        </w:rPr>
-        <w:t>markDone</w:t>
-      </w:r>
-      <w:proofErr w:type="spellEnd"/>
-      <w:r>
-        <w:rPr>
-          <w:sz w:val="28"/>
-          <w:szCs w:val="28"/>
-        </w:rPr>
-        <w:t>(</w:t>
-      </w:r>
-      <w:proofErr w:type="gramEnd"/>
-      <w:r>
-        <w:rPr>
-          <w:sz w:val="28"/>
-          <w:szCs w:val="28"/>
-        </w:rPr>
-        <w:t xml:space="preserve">) that sets </w:t>
-      </w:r>
-      <w:proofErr w:type="spellStart"/>
-      <w:r>
-        <w:rPr>
-          <w:sz w:val="28"/>
-          <w:szCs w:val="28"/>
-        </w:rPr>
-        <w:t>isDone</w:t>
-      </w:r>
-      <w:proofErr w:type="spellEnd"/>
-      <w:r>
-        <w:rPr>
-          <w:sz w:val="28"/>
-          <w:szCs w:val="28"/>
-        </w:rPr>
-        <w:t xml:space="preserve"> to true, and a method </w:t>
-      </w:r>
-      <w:proofErr w:type="gramStart"/>
-      <w:r>
-        <w:rPr>
-          <w:sz w:val="28"/>
-          <w:szCs w:val="28"/>
-        </w:rPr>
-        <w:t>display(</w:t>
-      </w:r>
-      <w:proofErr w:type="gramEnd"/>
-      <w:r>
-        <w:rPr>
-          <w:sz w:val="28"/>
-          <w:szCs w:val="28"/>
-        </w:rPr>
-        <w:t>) that prints the task with its status.</w:t>
+        <w:t>Ans:</w:t>
+      </w:r>
+    </w:p>
+    <w:p>
+      <w:pPr>
+        <w:spacing w:line="240" w:lineRule="auto"/>
+        <w:ind w:left="1440"/>
+        <w:rPr>
+          <w:sz w:val="28"/>
+          <w:szCs w:val="28"/>
+        </w:rPr>
+      </w:pPr>
+      <w:r>
+        <w:rPr>
+          <w:sz w:val="28"/>
+          <w:szCs w:val="28"/>
+        </w:rPr>
+        <w:lastRenderedPageBreak/>
+        <w:t>#include &lt;stdio.h&gt;</w:t>
+      </w:r>
+    </w:p>
+    <w:p>
+      <w:pPr>
+        <w:spacing w:line="240" w:lineRule="auto"/>
+        <w:ind w:left="1440"/>
+        <w:rPr>
+          <w:sz w:val="28"/>
+          <w:szCs w:val="28"/>
+        </w:rPr>
+      </w:pPr>
+      <w:r>
+        <w:rPr>
+          <w:sz w:val="28"/>
+          <w:szCs w:val="28"/>
+        </w:rPr>
+        <w:t>char tasks[5][50];</w:t>
+      </w:r>
+    </w:p>
+    <w:p>
+      <w:pPr>
+        <w:spacing w:line="240" w:lineRule="auto"/>
+        <w:ind w:left="1440"/>
+        <w:rPr>
+          <w:sz w:val="28"/>
+          <w:szCs w:val="28"/>
+        </w:rPr>
+      </w:pPr>
+      <w:r>
+        <w:rPr>
+          <w:sz w:val="28"/>
+          <w:szCs w:val="28"/>
+        </w:rPr>
+        <w:t>int status[5];</w:t>
+      </w:r>
+    </w:p>
+    <w:p>
+      <w:pPr>
+        <w:spacing w:line="240" w:lineRule="auto"/>
+        <w:ind w:left="1440"/>
+        <w:rPr>
+          <w:sz w:val="28"/>
+          <w:szCs w:val="28"/>
+        </w:rPr>
+      </w:pPr>
+      <w:r>
+        <w:rPr>
+          <w:sz w:val="28"/>
+          <w:szCs w:val="28"/>
+        </w:rPr>
+        <w:t>int count = 0;</w:t>
+      </w:r>
+    </w:p>
+    <w:p>
+      <w:pPr>
+        <w:spacing w:line="240" w:lineRule="auto"/>
+        <w:ind w:left="1440"/>
+        <w:rPr>
+          <w:sz w:val="28"/>
+          <w:szCs w:val="28"/>
+        </w:rPr>
+      </w:pPr>
+      <w:r>
+        <w:rPr>
+          <w:sz w:val="28"/>
+          <w:szCs w:val="28"/>
+        </w:rPr>
+        <w:t>void markTaskDone(int index) {</w:t>
+      </w:r>
+    </w:p>
+    <w:p>
+      <w:pPr>
+        <w:spacing w:line="240" w:lineRule="auto"/>
+        <w:ind w:left="1440"/>
+        <w:rPr>
+          <w:sz w:val="28"/>
+          <w:szCs w:val="28"/>
+        </w:rPr>
+      </w:pPr>
+      <w:r>
+        <w:rPr>
+          <w:sz w:val="28"/>
+          <w:szCs w:val="28"/>
+        </w:rPr>
+        <w:t xml:space="preserve">    status[index] = 1;</w:t>
+      </w:r>
+    </w:p>
+    <w:p>
+      <w:pPr>
+        <w:spacing w:line="240" w:lineRule="auto"/>
+        <w:ind w:left="1440"/>
+        <w:rPr>
+          <w:sz w:val="28"/>
+          <w:szCs w:val="28"/>
+        </w:rPr>
+      </w:pPr>
+      <w:r>
+        <w:rPr>
+          <w:sz w:val="28"/>
+          <w:szCs w:val="28"/>
+        </w:rPr>
+        <w:t>}</w:t>
+      </w:r>
+    </w:p>
+    <w:p>
+      <w:pPr>
+        <w:spacing w:line="240" w:lineRule="auto"/>
+        <w:ind w:left="1440"/>
+        <w:rPr>
+          <w:sz w:val="28"/>
+          <w:szCs w:val="28"/>
+        </w:rPr>
+      </w:pPr>
+      <w:r>
+        <w:rPr>
+          <w:sz w:val="28"/>
+          <w:szCs w:val="28"/>
+        </w:rPr>
+        <w:t>int main() {</w:t>
+      </w:r>
+    </w:p>
+    <w:p>
+      <w:pPr>
+        <w:spacing w:line="240" w:lineRule="auto"/>
+        <w:ind w:left="1440"/>
+        <w:rPr>
+          <w:sz w:val="28"/>
+          <w:szCs w:val="28"/>
+        </w:rPr>
+      </w:pPr>
+      <w:r>
+        <w:rPr>
+          <w:sz w:val="28"/>
+          <w:szCs w:val="28"/>
+        </w:rPr>
+        <w:t xml:space="preserve">    int i, index;</w:t>
+      </w:r>
+    </w:p>
+    <w:p>
+      <w:pPr>
+        <w:spacing w:line="240" w:lineRule="auto"/>
+        <w:ind w:left="1440"/>
+        <w:rPr>
+          <w:sz w:val="28"/>
+          <w:szCs w:val="28"/>
+        </w:rPr>
+      </w:pPr>
+      <w:r>
+        <w:rPr>
+          <w:sz w:val="28"/>
+          <w:szCs w:val="28"/>
+        </w:rPr>
+        <w:t xml:space="preserve">    printf("Enter 5 tasks:\n");</w:t>
+      </w:r>
+    </w:p>
+    <w:p>
+      <w:pPr>
+        <w:spacing w:line="240" w:lineRule="auto"/>
+        <w:ind w:left="1440"/>
+        <w:rPr>
+          <w:sz w:val="28"/>
+          <w:szCs w:val="28"/>
+        </w:rPr>
+      </w:pPr>
+      <w:r>
+        <w:rPr>
+          <w:sz w:val="28"/>
+          <w:szCs w:val="28"/>
+        </w:rPr>
+        <w:t xml:space="preserve">    for (i = 0; i &lt; 5; i++) {</w:t>
+      </w:r>
+    </w:p>
+    <w:p>
+      <w:pPr>
+        <w:spacing w:line="240" w:lineRule="auto"/>
+        <w:ind w:left="1440"/>
+        <w:rPr>
+          <w:sz w:val="28"/>
+          <w:szCs w:val="28"/>
+        </w:rPr>
+      </w:pPr>
+      <w:r>
+        <w:rPr>
+          <w:sz w:val="28"/>
+          <w:szCs w:val="28"/>
+        </w:rPr>
+        <w:t xml:space="preserve">        printf("Task %d: ", i + 1);</w:t>
+      </w:r>
+    </w:p>
+    <w:p>
+      <w:pPr>
+        <w:spacing w:line="240" w:lineRule="auto"/>
+        <w:ind w:left="1440"/>
+        <w:rPr>
+          <w:sz w:val="28"/>
+          <w:szCs w:val="28"/>
+        </w:rPr>
+      </w:pPr>
+      <w:r>
+        <w:rPr>
+          <w:sz w:val="28"/>
+          <w:szCs w:val="28"/>
+        </w:rPr>
+        <w:t xml:space="preserve">        scanf("%s", tasks[i]);</w:t>
+      </w:r>
+    </w:p>
+    <w:p>
+      <w:pPr>
+        <w:spacing w:line="240" w:lineRule="auto"/>
+        <w:ind w:left="1440"/>
+        <w:rPr>
+          <w:sz w:val="28"/>
+          <w:szCs w:val="28"/>
+        </w:rPr>
+      </w:pPr>
+      <w:r>
+        <w:rPr>
+          <w:sz w:val="28"/>
+          <w:szCs w:val="28"/>
+        </w:rPr>
+        <w:t xml:space="preserve">        status[i] = 0;</w:t>
+      </w:r>
+    </w:p>
+    <w:p>
+      <w:pPr>
+        <w:spacing w:line="240" w:lineRule="auto"/>
+        <w:ind w:left="1440"/>
+        <w:rPr>
+          <w:sz w:val="28"/>
+          <w:szCs w:val="28"/>
+        </w:rPr>
+      </w:pPr>
+      <w:r>
+        <w:rPr>
+          <w:sz w:val="28"/>
+          <w:szCs w:val="28"/>
+        </w:rPr>
+        <w:t xml:space="preserve">        count++;</w:t>
+      </w:r>
+    </w:p>
+    <w:p>
+      <w:pPr>
+        <w:spacing w:line="240" w:lineRule="auto"/>
+        <w:ind w:left="1440"/>
+        <w:rPr>
+          <w:sz w:val="28"/>
+          <w:szCs w:val="28"/>
+        </w:rPr>
+      </w:pPr>
+      <w:r>
+        <w:rPr>
+          <w:sz w:val="28"/>
+          <w:szCs w:val="28"/>
+        </w:rPr>
+        <w:t xml:space="preserve">    }</w:t>
+      </w:r>
+    </w:p>
+    <w:p>
+      <w:pPr>
+        <w:spacing w:line="240" w:lineRule="auto"/>
+        <w:ind w:left="1440"/>
+        <w:rPr>
+          <w:sz w:val="28"/>
+          <w:szCs w:val="28"/>
+        </w:rPr>
+      </w:pPr>
+      <w:r>
+        <w:rPr>
+          <w:sz w:val="28"/>
+          <w:szCs w:val="28"/>
+        </w:rPr>
+        <w:t xml:space="preserve">    printf("\nEnter task number to mark as DONE: ");</w:t>
+      </w:r>
+    </w:p>
+    <w:p>
+      <w:pPr>
+        <w:spacing w:line="240" w:lineRule="auto"/>
+        <w:ind w:left="1440"/>
+        <w:rPr>
+          <w:sz w:val="28"/>
+          <w:szCs w:val="28"/>
+        </w:rPr>
+      </w:pPr>
+      <w:r>
+        <w:rPr>
+          <w:sz w:val="28"/>
+          <w:szCs w:val="28"/>
+        </w:rPr>
+        <w:t xml:space="preserve">    scanf("%d", &amp;index);</w:t>
+      </w:r>
+    </w:p>
+    <w:p>
+      <w:pPr>
+        <w:spacing w:line="240" w:lineRule="auto"/>
+        <w:ind w:left="1440"/>
+        <w:rPr>
+          <w:sz w:val="28"/>
+          <w:szCs w:val="28"/>
+        </w:rPr>
+      </w:pPr>
+      <w:r>
+        <w:rPr>
+          <w:sz w:val="28"/>
+          <w:szCs w:val="28"/>
+        </w:rPr>
+        <w:t xml:space="preserve">    markTaskDone(index - 1);</w:t>
+      </w:r>
+    </w:p>
+    <w:p>
+      <w:pPr>
+        <w:spacing w:line="240" w:lineRule="auto"/>
+        <w:ind w:left="1440"/>
+        <w:rPr>
+          <w:sz w:val="28"/>
+          <w:szCs w:val="28"/>
+        </w:rPr>
+      </w:pPr>
+      <w:r>
+        <w:rPr>
+          <w:sz w:val="28"/>
+          <w:szCs w:val="28"/>
+        </w:rPr>
+        <w:t xml:space="preserve">    printf("\nUpdated Task List:\n");</w:t>
+      </w:r>
+    </w:p>
+    <w:p>
+      <w:pPr>
+        <w:spacing w:line="240" w:lineRule="auto"/>
+        <w:ind w:left="1440"/>
+        <w:rPr>
+          <w:sz w:val="28"/>
+          <w:szCs w:val="28"/>
+        </w:rPr>
+      </w:pPr>
+      <w:r>
+        <w:rPr>
+          <w:sz w:val="28"/>
+          <w:szCs w:val="28"/>
+        </w:rPr>
+        <w:t xml:space="preserve">    for (i = 0; i &lt; count; i++) {</w:t>
+      </w:r>
+    </w:p>
+    <w:p>
+      <w:pPr>
+        <w:spacing w:line="240" w:lineRule="auto"/>
+        <w:ind w:left="1440"/>
+        <w:rPr>
+          <w:sz w:val="28"/>
+          <w:szCs w:val="28"/>
+        </w:rPr>
+      </w:pPr>
+      <w:r>
+        <w:rPr>
+          <w:sz w:val="28"/>
+          <w:szCs w:val="28"/>
+        </w:rPr>
+        <w:t xml:space="preserve">        if (status[i] == 1)</w:t>
+      </w:r>
+    </w:p>
+    <w:p>
+      <w:pPr>
+        <w:spacing w:line="240" w:lineRule="auto"/>
+        <w:ind w:left="1440"/>
+        <w:rPr>
+          <w:sz w:val="28"/>
+          <w:szCs w:val="28"/>
+        </w:rPr>
+      </w:pPr>
+      <w:r>
+        <w:rPr>
+          <w:sz w:val="28"/>
+          <w:szCs w:val="28"/>
+        </w:rPr>
+        <w:t xml:space="preserve">            printf("%d. %s - DONE\n", i + 1, tasks[i]);</w:t>
+      </w:r>
+    </w:p>
+    <w:p>
+      <w:pPr>
+        <w:spacing w:line="240" w:lineRule="auto"/>
+        <w:ind w:left="1440"/>
+        <w:rPr>
+          <w:sz w:val="28"/>
+          <w:szCs w:val="28"/>
+        </w:rPr>
+      </w:pPr>
+      <w:r>
+        <w:rPr>
+          <w:sz w:val="28"/>
+          <w:szCs w:val="28"/>
+        </w:rPr>
+        <w:t xml:space="preserve">        else</w:t>
+      </w:r>
+    </w:p>
+    <w:p>
+      <w:pPr>
+        <w:spacing w:line="240" w:lineRule="auto"/>
+        <w:ind w:left="1440"/>
+        <w:rPr>
+          <w:sz w:val="28"/>
+          <w:szCs w:val="28"/>
+        </w:rPr>
+      </w:pPr>
+      <w:r>
+        <w:rPr>
+          <w:sz w:val="28"/>
+          <w:szCs w:val="28"/>
+        </w:rPr>
+        <w:t xml:space="preserve">            printf("%d. %s\n", i + 1, tasks[i]);</w:t>
+      </w:r>
+    </w:p>
+    <w:p>
+      <w:pPr>
+        <w:spacing w:line="240" w:lineRule="auto"/>
+        <w:ind w:left="1440"/>
+        <w:rPr>
+          <w:sz w:val="28"/>
+          <w:szCs w:val="28"/>
+        </w:rPr>
+      </w:pPr>
+      <w:r>
+        <w:rPr>
+          <w:sz w:val="28"/>
+          <w:szCs w:val="28"/>
+        </w:rPr>
+        <w:t xml:space="preserve">    }</w:t>
+      </w:r>
+    </w:p>
+    <w:p>
+      <w:pPr>
+        <w:spacing w:line="240" w:lineRule="auto"/>
+        <w:ind w:left="1440"/>
+        <w:rPr>
+          <w:sz w:val="28"/>
+          <w:szCs w:val="28"/>
+        </w:rPr>
+      </w:pPr>
+      <w:r>
+        <w:rPr>
+          <w:sz w:val="28"/>
+          <w:szCs w:val="28"/>
+        </w:rPr>
+        <w:t xml:space="preserve">    return 0;</w:t>
+      </w:r>
+    </w:p>
+    <w:p>
+      <w:pPr>
+        <w:spacing w:line="240" w:lineRule="auto"/>
+        <w:ind w:left="1440"/>
+        <w:rPr>
+          <w:sz w:val="28"/>
+          <w:szCs w:val="28"/>
+        </w:rPr>
+      </w:pPr>
+      <w:r>
+        <w:rPr>
+          <w:sz w:val="28"/>
+          <w:szCs w:val="28"/>
+        </w:rPr>
+        <w:t>}</w:t>
       </w:r>
     </w:p>
     <w:p>
@@ -348,7 +978,8 @@
           <w:sz w:val="28"/>
           <w:szCs w:val="28"/>
         </w:rPr>
-        <w:t>Q-4</w:t>
+        <w:lastRenderedPageBreak/>
+        <w:t>Q-3</w:t>
       </w:r>
       <w:r>
         <w:rPr>
@@ -364,80 +995,7 @@
           <w:sz w:val="28"/>
           <w:szCs w:val="28"/>
         </w:rPr>
-        <w:t xml:space="preserve">Build a simple </w:t>
-      </w:r>
-      <w:proofErr w:type="spellStart"/>
-      <w:r>
-        <w:rPr>
-          <w:sz w:val="28"/>
-          <w:szCs w:val="28"/>
-        </w:rPr>
-        <w:t>TaskList</w:t>
-      </w:r>
-      <w:proofErr w:type="spellEnd"/>
-      <w:r>
-        <w:rPr>
-          <w:sz w:val="28"/>
-          <w:szCs w:val="28"/>
-        </w:rPr>
-        <w:t xml:space="preserve"> class/object that stores multiple Task objects and provides </w:t>
-      </w:r>
-      <w:proofErr w:type="spellStart"/>
-      <w:r>
-        <w:rPr>
-          <w:sz w:val="28"/>
-          <w:szCs w:val="28"/>
-        </w:rPr>
-        <w:t>addTask</w:t>
-      </w:r>
-      <w:proofErr w:type="spellEnd"/>
-      <w:r>
-        <w:rPr>
-          <w:sz w:val="28"/>
-          <w:szCs w:val="28"/>
-        </w:rPr>
-        <w:t xml:space="preserve">(title), </w:t>
-      </w:r>
-      <w:proofErr w:type="spellStart"/>
-      <w:r>
-        <w:rPr>
-          <w:sz w:val="28"/>
-          <w:szCs w:val="28"/>
-        </w:rPr>
-        <w:t>markTaskDone</w:t>
-      </w:r>
-      <w:proofErr w:type="spellEnd"/>
-      <w:r>
-        <w:rPr>
-          <w:sz w:val="28"/>
-          <w:szCs w:val="28"/>
-        </w:rPr>
-        <w:t xml:space="preserve">(index), and </w:t>
-      </w:r>
-      <w:proofErr w:type="spellStart"/>
-      <w:proofErr w:type="gramStart"/>
-      <w:r>
-        <w:rPr>
-          <w:sz w:val="28"/>
-          <w:szCs w:val="28"/>
-        </w:rPr>
-        <w:t>showTasks</w:t>
-      </w:r>
-      <w:proofErr w:type="spellEnd"/>
-      <w:r>
-        <w:rPr>
-          <w:sz w:val="28"/>
-          <w:szCs w:val="28"/>
-        </w:rPr>
-        <w:t>(</w:t>
-      </w:r>
-      <w:proofErr w:type="gramEnd"/>
-      <w:r>
-        <w:rPr>
-          <w:sz w:val="28"/>
-          <w:szCs w:val="28"/>
-        </w:rPr>
-        <w:t>) methods. Demonstrate adding 3 tasks, marking one as done, and displaying all tasks with their statuses.</w:t>
+        <w:t>Create a Task class in your favorite OOP language (Java, Python, or C++) with properties: title and isDone. Add a method markDone() that sets isDone to true, and a method display() that prints the task with its status.</w:t>
       </w:r>
     </w:p>
     <w:p>
@@ -456,8 +1014,529 @@
           <w:sz w:val="28"/>
           <w:szCs w:val="28"/>
         </w:rPr>
-        <w:t>Q-5</w:t>
-      </w:r>
+        <w:t>Ans:</w:t>
+      </w:r>
+    </w:p>
+    <w:p>
+      <w:pPr>
+        <w:spacing w:line="240" w:lineRule="auto"/>
+        <w:ind w:left="1440"/>
+        <w:rPr>
+          <w:sz w:val="28"/>
+          <w:szCs w:val="28"/>
+        </w:rPr>
+      </w:pPr>
+      <w:r>
+        <w:rPr>
+          <w:sz w:val="28"/>
+          <w:szCs w:val="28"/>
+        </w:rPr>
+        <w:t>#include &lt;iostream&gt;</w:t>
+      </w:r>
+    </w:p>
+    <w:p>
+      <w:pPr>
+        <w:spacing w:line="240" w:lineRule="auto"/>
+        <w:ind w:left="1440"/>
+        <w:rPr>
+          <w:sz w:val="28"/>
+          <w:szCs w:val="28"/>
+        </w:rPr>
+      </w:pPr>
+      <w:r>
+        <w:rPr>
+          <w:sz w:val="28"/>
+          <w:szCs w:val="28"/>
+        </w:rPr>
+        <w:t>using namespace std;</w:t>
+      </w:r>
+    </w:p>
+    <w:p>
+      <w:pPr>
+        <w:spacing w:line="240" w:lineRule="auto"/>
+        <w:ind w:left="1440"/>
+        <w:rPr>
+          <w:sz w:val="28"/>
+          <w:szCs w:val="28"/>
+        </w:rPr>
+      </w:pPr>
+      <w:r>
+        <w:rPr>
+          <w:sz w:val="28"/>
+          <w:szCs w:val="28"/>
+        </w:rPr>
+        <w:t>class Task {</w:t>
+      </w:r>
+    </w:p>
+    <w:p>
+      <w:pPr>
+        <w:spacing w:line="240" w:lineRule="auto"/>
+        <w:ind w:left="1440"/>
+        <w:rPr>
+          <w:sz w:val="28"/>
+          <w:szCs w:val="28"/>
+        </w:rPr>
+      </w:pPr>
+      <w:r>
+        <w:rPr>
+          <w:sz w:val="28"/>
+          <w:szCs w:val="28"/>
+        </w:rPr>
+        <w:t>private:</w:t>
+      </w:r>
+    </w:p>
+    <w:p>
+      <w:pPr>
+        <w:spacing w:line="240" w:lineRule="auto"/>
+        <w:ind w:left="1440"/>
+        <w:rPr>
+          <w:sz w:val="28"/>
+          <w:szCs w:val="28"/>
+        </w:rPr>
+      </w:pPr>
+      <w:r>
+        <w:rPr>
+          <w:sz w:val="28"/>
+          <w:szCs w:val="28"/>
+        </w:rPr>
+        <w:t xml:space="preserve">    string title;</w:t>
+      </w:r>
+    </w:p>
+    <w:p>
+      <w:pPr>
+        <w:spacing w:line="240" w:lineRule="auto"/>
+        <w:ind w:left="1440"/>
+        <w:rPr>
+          <w:sz w:val="28"/>
+          <w:szCs w:val="28"/>
+        </w:rPr>
+      </w:pPr>
+      <w:r>
+        <w:rPr>
+          <w:sz w:val="28"/>
+          <w:szCs w:val="28"/>
+        </w:rPr>
+        <w:t xml:space="preserve">    bool isDone;</w:t>
+      </w:r>
+    </w:p>
+    <w:p>
+      <w:pPr>
+        <w:spacing w:line="240" w:lineRule="auto"/>
+        <w:ind w:left="1440"/>
+        <w:rPr>
+          <w:sz w:val="28"/>
+          <w:szCs w:val="28"/>
+        </w:rPr>
+      </w:pPr>
+      <w:r>
+        <w:rPr>
+          <w:sz w:val="28"/>
+          <w:szCs w:val="28"/>
+        </w:rPr>
+        <w:t>public:</w:t>
+      </w:r>
+    </w:p>
+    <w:p>
+      <w:pPr>
+        <w:spacing w:line="240" w:lineRule="auto"/>
+        <w:ind w:left="1440"/>
+        <w:rPr>
+          <w:sz w:val="28"/>
+          <w:szCs w:val="28"/>
+        </w:rPr>
+      </w:pPr>
+      <w:r>
+        <w:rPr>
+          <w:sz w:val="28"/>
+          <w:szCs w:val="28"/>
+        </w:rPr>
+        <w:t xml:space="preserve">    // Constructor</w:t>
+      </w:r>
+    </w:p>
+    <w:p>
+      <w:pPr>
+        <w:spacing w:line="240" w:lineRule="auto"/>
+        <w:ind w:left="1440"/>
+        <w:rPr>
+          <w:sz w:val="28"/>
+          <w:szCs w:val="28"/>
+        </w:rPr>
+      </w:pPr>
+      <w:r>
+        <w:rPr>
+          <w:sz w:val="28"/>
+          <w:szCs w:val="28"/>
+        </w:rPr>
+        <w:t xml:space="preserve">    Task(string taskTitle) {</w:t>
+      </w:r>
+    </w:p>
+    <w:p>
+      <w:pPr>
+        <w:spacing w:line="240" w:lineRule="auto"/>
+        <w:ind w:left="1440"/>
+        <w:rPr>
+          <w:sz w:val="28"/>
+          <w:szCs w:val="28"/>
+        </w:rPr>
+      </w:pPr>
+      <w:r>
+        <w:rPr>
+          <w:sz w:val="28"/>
+          <w:szCs w:val="28"/>
+        </w:rPr>
+        <w:t xml:space="preserve">        title = taskTitle;</w:t>
+      </w:r>
+    </w:p>
+    <w:p>
+      <w:pPr>
+        <w:spacing w:line="240" w:lineRule="auto"/>
+        <w:ind w:left="1440"/>
+        <w:rPr>
+          <w:sz w:val="28"/>
+          <w:szCs w:val="28"/>
+        </w:rPr>
+      </w:pPr>
+      <w:r>
+        <w:rPr>
+          <w:sz w:val="28"/>
+          <w:szCs w:val="28"/>
+        </w:rPr>
+        <w:t xml:space="preserve">        isDone = false;</w:t>
+      </w:r>
+    </w:p>
+    <w:p>
+      <w:pPr>
+        <w:spacing w:line="240" w:lineRule="auto"/>
+        <w:ind w:left="1440"/>
+        <w:rPr>
+          <w:sz w:val="28"/>
+          <w:szCs w:val="28"/>
+        </w:rPr>
+      </w:pPr>
+      <w:r>
+        <w:rPr>
+          <w:sz w:val="28"/>
+          <w:szCs w:val="28"/>
+        </w:rPr>
+        <w:t xml:space="preserve">    }</w:t>
+      </w:r>
+    </w:p>
+    <w:p>
+      <w:pPr>
+        <w:spacing w:line="240" w:lineRule="auto"/>
+        <w:ind w:left="1440"/>
+        <w:rPr>
+          <w:sz w:val="28"/>
+          <w:szCs w:val="28"/>
+        </w:rPr>
+      </w:pPr>
+      <w:r>
+        <w:rPr>
+          <w:sz w:val="28"/>
+          <w:szCs w:val="28"/>
+        </w:rPr>
+        <w:t xml:space="preserve">    // Marks the task as completed</w:t>
+      </w:r>
+    </w:p>
+    <w:p>
+      <w:pPr>
+        <w:spacing w:line="240" w:lineRule="auto"/>
+        <w:ind w:left="1440"/>
+        <w:rPr>
+          <w:sz w:val="28"/>
+          <w:szCs w:val="28"/>
+        </w:rPr>
+      </w:pPr>
+      <w:r>
+        <w:rPr>
+          <w:sz w:val="28"/>
+          <w:szCs w:val="28"/>
+        </w:rPr>
+        <w:t xml:space="preserve">    void markDone() {</w:t>
+      </w:r>
+    </w:p>
+    <w:p>
+      <w:pPr>
+        <w:spacing w:line="240" w:lineRule="auto"/>
+        <w:ind w:left="1440"/>
+        <w:rPr>
+          <w:sz w:val="28"/>
+          <w:szCs w:val="28"/>
+        </w:rPr>
+      </w:pPr>
+      <w:r>
+        <w:rPr>
+          <w:sz w:val="28"/>
+          <w:szCs w:val="28"/>
+        </w:rPr>
+        <w:t xml:space="preserve">        isDone = true;</w:t>
+      </w:r>
+    </w:p>
+    <w:p>
+      <w:pPr>
+        <w:spacing w:line="240" w:lineRule="auto"/>
+        <w:ind w:left="1440"/>
+        <w:rPr>
+          <w:sz w:val="28"/>
+          <w:szCs w:val="28"/>
+        </w:rPr>
+      </w:pPr>
+      <w:r>
+        <w:rPr>
+          <w:sz w:val="28"/>
+          <w:szCs w:val="28"/>
+        </w:rPr>
+        <w:t xml:space="preserve">    }</w:t>
+      </w:r>
+    </w:p>
+    <w:p>
+      <w:pPr>
+        <w:spacing w:line="240" w:lineRule="auto"/>
+        <w:ind w:left="1440"/>
+        <w:rPr>
+          <w:sz w:val="28"/>
+          <w:szCs w:val="28"/>
+        </w:rPr>
+      </w:pPr>
+      <w:r>
+        <w:rPr>
+          <w:sz w:val="28"/>
+          <w:szCs w:val="28"/>
+        </w:rPr>
+        <w:t xml:space="preserve">    // Displays the task and its status</w:t>
+      </w:r>
+    </w:p>
+    <w:p>
+      <w:pPr>
+        <w:spacing w:line="240" w:lineRule="auto"/>
+        <w:ind w:left="1440"/>
+        <w:rPr>
+          <w:sz w:val="28"/>
+          <w:szCs w:val="28"/>
+        </w:rPr>
+      </w:pPr>
+      <w:r>
+        <w:rPr>
+          <w:sz w:val="28"/>
+          <w:szCs w:val="28"/>
+        </w:rPr>
+        <w:t xml:space="preserve">    void display() {</w:t>
+      </w:r>
+    </w:p>
+    <w:p>
+      <w:pPr>
+        <w:spacing w:line="240" w:lineRule="auto"/>
+        <w:ind w:left="1440"/>
+        <w:rPr>
+          <w:sz w:val="28"/>
+          <w:szCs w:val="28"/>
+        </w:rPr>
+      </w:pPr>
+      <w:r>
+        <w:rPr>
+          <w:sz w:val="28"/>
+          <w:szCs w:val="28"/>
+        </w:rPr>
+        <w:t xml:space="preserve">        cout &lt;&lt; "Task: " &lt;&lt; title &lt;&lt; endl;</w:t>
+      </w:r>
+    </w:p>
+    <w:p>
+      <w:pPr>
+        <w:spacing w:line="240" w:lineRule="auto"/>
+        <w:ind w:left="1440"/>
+        <w:rPr>
+          <w:sz w:val="28"/>
+          <w:szCs w:val="28"/>
+        </w:rPr>
+      </w:pPr>
+      <w:r>
+        <w:rPr>
+          <w:sz w:val="28"/>
+          <w:szCs w:val="28"/>
+        </w:rPr>
+        <w:t xml:space="preserve">        cout &lt;&lt; "Status: " &lt;&lt; (isDone ? "Done" : "Not Done") &lt;&lt; endl;</w:t>
+      </w:r>
+    </w:p>
+    <w:p>
+      <w:pPr>
+        <w:spacing w:line="240" w:lineRule="auto"/>
+        <w:ind w:left="1440"/>
+        <w:rPr>
+          <w:sz w:val="28"/>
+          <w:szCs w:val="28"/>
+        </w:rPr>
+      </w:pPr>
+      <w:r>
+        <w:rPr>
+          <w:sz w:val="28"/>
+          <w:szCs w:val="28"/>
+        </w:rPr>
+        <w:t xml:space="preserve">    }</w:t>
+      </w:r>
+    </w:p>
+    <w:p>
+      <w:pPr>
+        <w:spacing w:line="240" w:lineRule="auto"/>
+        <w:ind w:left="1440"/>
+        <w:rPr>
+          <w:sz w:val="28"/>
+          <w:szCs w:val="28"/>
+        </w:rPr>
+      </w:pPr>
+      <w:r>
+        <w:rPr>
+          <w:sz w:val="28"/>
+          <w:szCs w:val="28"/>
+        </w:rPr>
+        <w:t>};</w:t>
+      </w:r>
+    </w:p>
+    <w:p>
+      <w:pPr>
+        <w:spacing w:line="240" w:lineRule="auto"/>
+        <w:ind w:left="1440"/>
+        <w:rPr>
+          <w:sz w:val="28"/>
+          <w:szCs w:val="28"/>
+        </w:rPr>
+      </w:pPr>
+      <w:r>
+        <w:rPr>
+          <w:sz w:val="28"/>
+          <w:szCs w:val="28"/>
+        </w:rPr>
+        <w:t>int main() {</w:t>
+      </w:r>
+    </w:p>
+    <w:p>
+      <w:pPr>
+        <w:spacing w:line="240" w:lineRule="auto"/>
+        <w:ind w:left="1440"/>
+        <w:rPr>
+          <w:sz w:val="28"/>
+          <w:szCs w:val="28"/>
+        </w:rPr>
+      </w:pPr>
+      <w:r>
+        <w:rPr>
+          <w:sz w:val="28"/>
+          <w:szCs w:val="28"/>
+        </w:rPr>
+        <w:lastRenderedPageBreak/>
+        <w:t xml:space="preserve">    Task task("Complete C++ assignment");</w:t>
+      </w:r>
+    </w:p>
+    <w:p>
+      <w:pPr>
+        <w:spacing w:line="240" w:lineRule="auto"/>
+        <w:ind w:left="1440"/>
+        <w:rPr>
+          <w:sz w:val="28"/>
+          <w:szCs w:val="28"/>
+        </w:rPr>
+      </w:pPr>
+      <w:r>
+        <w:rPr>
+          <w:sz w:val="28"/>
+          <w:szCs w:val="28"/>
+        </w:rPr>
+        <w:t xml:space="preserve">    task.display();</w:t>
+      </w:r>
+    </w:p>
+    <w:p>
+      <w:pPr>
+        <w:spacing w:line="240" w:lineRule="auto"/>
+        <w:ind w:left="1440"/>
+        <w:rPr>
+          <w:sz w:val="28"/>
+          <w:szCs w:val="28"/>
+        </w:rPr>
+      </w:pPr>
+      <w:r>
+        <w:rPr>
+          <w:sz w:val="28"/>
+          <w:szCs w:val="28"/>
+        </w:rPr>
+        <w:t xml:space="preserve">    cout &lt;&lt; "\nAfter marking the task as done:\n";</w:t>
+      </w:r>
+    </w:p>
+    <w:p>
+      <w:pPr>
+        <w:spacing w:line="240" w:lineRule="auto"/>
+        <w:ind w:left="1440"/>
+        <w:rPr>
+          <w:sz w:val="28"/>
+          <w:szCs w:val="28"/>
+        </w:rPr>
+      </w:pPr>
+      <w:r>
+        <w:rPr>
+          <w:sz w:val="28"/>
+          <w:szCs w:val="28"/>
+        </w:rPr>
+        <w:t xml:space="preserve">    task.markDone();</w:t>
+      </w:r>
+    </w:p>
+    <w:p>
+      <w:pPr>
+        <w:spacing w:line="240" w:lineRule="auto"/>
+        <w:ind w:left="1440"/>
+        <w:rPr>
+          <w:sz w:val="28"/>
+          <w:szCs w:val="28"/>
+        </w:rPr>
+      </w:pPr>
+      <w:r>
+        <w:rPr>
+          <w:sz w:val="28"/>
+          <w:szCs w:val="28"/>
+        </w:rPr>
+        <w:t xml:space="preserve">    task.display();</w:t>
+      </w:r>
+    </w:p>
+    <w:p>
+      <w:pPr>
+        <w:spacing w:line="240" w:lineRule="auto"/>
+        <w:ind w:left="1440"/>
+        <w:rPr>
+          <w:sz w:val="28"/>
+          <w:szCs w:val="28"/>
+        </w:rPr>
+      </w:pPr>
+      <w:r>
+        <w:rPr>
+          <w:sz w:val="28"/>
+          <w:szCs w:val="28"/>
+        </w:rPr>
+        <w:t xml:space="preserve">    return 0;</w:t>
+      </w:r>
+    </w:p>
+    <w:p>
+      <w:pPr>
+        <w:spacing w:line="240" w:lineRule="auto"/>
+        <w:ind w:left="1440"/>
+        <w:rPr>
+          <w:sz w:val="28"/>
+          <w:szCs w:val="28"/>
+        </w:rPr>
+      </w:pPr>
+      <w:r>
+        <w:rPr>
+          <w:sz w:val="28"/>
+          <w:szCs w:val="28"/>
+        </w:rPr>
+        <w:t>}</w:t>
+      </w:r>
+    </w:p>
+    <w:p>
+      <w:pPr>
+        <w:spacing w:line="240" w:lineRule="auto"/>
+        <w:ind w:left="1440"/>
+        <w:rPr>
+          <w:sz w:val="28"/>
+          <w:szCs w:val="28"/>
+        </w:rPr>
+      </w:pPr>
       <w:r>
         <w:rPr>
           <w:b/>
@@ -465,41 +1544,8 @@
           <w:sz w:val="28"/>
           <w:szCs w:val="28"/>
         </w:rPr>
-        <w:t xml:space="preserve">: </w:t>
-      </w:r>
-      <w:r>
-        <w:rPr>
-          <w:sz w:val="28"/>
-          <w:szCs w:val="28"/>
-        </w:rPr>
-        <w:t xml:space="preserve">Compare your procedural C version and OOP </w:t>
-      </w:r>
-      <w:proofErr w:type="spellStart"/>
-      <w:r>
-        <w:rPr>
-          <w:sz w:val="28"/>
-          <w:szCs w:val="28"/>
-        </w:rPr>
-        <w:t>TaskList</w:t>
-      </w:r>
-      <w:proofErr w:type="spellEnd"/>
-      <w:r>
-        <w:rPr>
-          <w:sz w:val="28"/>
-          <w:szCs w:val="28"/>
-        </w:rPr>
-        <w:t xml:space="preserve"> version: List 3 problems you faced in the C version that were solved by using classes and methods in the OOP version.</w:t>
-      </w:r>
-    </w:p>
-    <w:p>
-      <w:pPr>
-        <w:spacing w:line="240" w:lineRule="auto"/>
-        <w:ind w:left="1440"/>
-        <w:rPr>
-          <w:sz w:val="28"/>
-          <w:szCs w:val="28"/>
-        </w:rPr>
-      </w:pPr>
+        <w:t>Q-4</w:t>
+      </w:r>
       <w:r>
         <w:rPr>
           <w:b/>
@@ -507,19 +1553,1024 @@
           <w:sz w:val="28"/>
           <w:szCs w:val="28"/>
         </w:rPr>
-        <w:t>Ans:</w:t>
-      </w:r>
-    </w:p>
-    <w:p>
-      <w:pPr>
-        <w:spacing w:line="240" w:lineRule="auto"/>
-        <w:ind w:left="1440"/>
+        <w:t xml:space="preserve">: </w:t>
+      </w:r>
+      <w:r>
+        <w:rPr>
+          <w:sz w:val="28"/>
+          <w:szCs w:val="28"/>
+        </w:rPr>
+        <w:t>Build a simple TaskList class/object that stores multiple Task objects and provides addTask(title), markTaskDone(index), and showTasks() methods. Demonstrate adding 3 tasks, marking one as done, and displaying all tasks with their statuses.</w:t>
+      </w:r>
+    </w:p>
+    <w:p>
+      <w:pPr>
+        <w:spacing w:line="240" w:lineRule="auto"/>
+        <w:ind w:left="1440"/>
+        <w:rPr>
+          <w:sz w:val="28"/>
+          <w:szCs w:val="28"/>
+        </w:rPr>
+      </w:pPr>
+      <w:r>
         <w:rPr>
           <w:b/>
           <w:bCs/>
           <w:sz w:val="28"/>
           <w:szCs w:val="28"/>
         </w:rPr>
+        <w:t>Ans:</w:t>
+      </w:r>
+    </w:p>
+    <w:p>
+      <w:pPr>
+        <w:spacing w:line="240" w:lineRule="auto"/>
+        <w:ind w:left="1440"/>
+        <w:rPr>
+          <w:sz w:val="28"/>
+          <w:szCs w:val="28"/>
+        </w:rPr>
+      </w:pPr>
+      <w:r>
+        <w:rPr>
+          <w:sz w:val="28"/>
+          <w:szCs w:val="28"/>
+        </w:rPr>
+        <w:t>#include &lt;iostream&gt;</w:t>
+      </w:r>
+    </w:p>
+    <w:p>
+      <w:pPr>
+        <w:spacing w:line="240" w:lineRule="auto"/>
+        <w:ind w:left="1440"/>
+        <w:rPr>
+          <w:sz w:val="28"/>
+          <w:szCs w:val="28"/>
+        </w:rPr>
+      </w:pPr>
+      <w:r>
+        <w:rPr>
+          <w:sz w:val="28"/>
+          <w:szCs w:val="28"/>
+        </w:rPr>
+        <w:t>using namespace std;</w:t>
+      </w:r>
+    </w:p>
+    <w:p>
+      <w:pPr>
+        <w:spacing w:line="240" w:lineRule="auto"/>
+        <w:ind w:left="1440"/>
+        <w:rPr>
+          <w:sz w:val="28"/>
+          <w:szCs w:val="28"/>
+        </w:rPr>
+      </w:pPr>
+      <w:r>
+        <w:rPr>
+          <w:sz w:val="28"/>
+          <w:szCs w:val="28"/>
+        </w:rPr>
+        <w:t>class Task {</w:t>
+      </w:r>
+    </w:p>
+    <w:p>
+      <w:pPr>
+        <w:spacing w:line="240" w:lineRule="auto"/>
+        <w:ind w:left="1440"/>
+        <w:rPr>
+          <w:sz w:val="28"/>
+          <w:szCs w:val="28"/>
+        </w:rPr>
+      </w:pPr>
+      <w:r>
+        <w:rPr>
+          <w:sz w:val="28"/>
+          <w:szCs w:val="28"/>
+        </w:rPr>
+        <w:t>public:</w:t>
+      </w:r>
+    </w:p>
+    <w:p>
+      <w:pPr>
+        <w:spacing w:line="240" w:lineRule="auto"/>
+        <w:ind w:left="1440"/>
+        <w:rPr>
+          <w:sz w:val="28"/>
+          <w:szCs w:val="28"/>
+        </w:rPr>
+      </w:pPr>
+      <w:r>
+        <w:rPr>
+          <w:sz w:val="28"/>
+          <w:szCs w:val="28"/>
+        </w:rPr>
+        <w:t xml:space="preserve">    char title[50];</w:t>
+      </w:r>
+    </w:p>
+    <w:p>
+      <w:pPr>
+        <w:spacing w:line="240" w:lineRule="auto"/>
+        <w:ind w:left="1440"/>
+        <w:rPr>
+          <w:sz w:val="28"/>
+          <w:szCs w:val="28"/>
+        </w:rPr>
+      </w:pPr>
+      <w:r>
+        <w:rPr>
+          <w:sz w:val="28"/>
+          <w:szCs w:val="28"/>
+        </w:rPr>
+        <w:t xml:space="preserve">    bool done;</w:t>
+      </w:r>
+    </w:p>
+    <w:p>
+      <w:pPr>
+        <w:spacing w:line="240" w:lineRule="auto"/>
+        <w:ind w:left="1440"/>
+        <w:rPr>
+          <w:sz w:val="28"/>
+          <w:szCs w:val="28"/>
+        </w:rPr>
+      </w:pPr>
+      <w:r>
+        <w:rPr>
+          <w:sz w:val="28"/>
+          <w:szCs w:val="28"/>
+        </w:rPr>
+        <w:t xml:space="preserve">    Task() {</w:t>
+      </w:r>
+    </w:p>
+    <w:p>
+      <w:pPr>
+        <w:spacing w:line="240" w:lineRule="auto"/>
+        <w:ind w:left="1440"/>
+        <w:rPr>
+          <w:sz w:val="28"/>
+          <w:szCs w:val="28"/>
+        </w:rPr>
+      </w:pPr>
+      <w:r>
+        <w:rPr>
+          <w:sz w:val="28"/>
+          <w:szCs w:val="28"/>
+        </w:rPr>
+        <w:t xml:space="preserve">        done = false;</w:t>
+      </w:r>
+    </w:p>
+    <w:p>
+      <w:pPr>
+        <w:spacing w:line="240" w:lineRule="auto"/>
+        <w:ind w:left="1440"/>
+        <w:rPr>
+          <w:sz w:val="28"/>
+          <w:szCs w:val="28"/>
+        </w:rPr>
+      </w:pPr>
+      <w:r>
+        <w:rPr>
+          <w:sz w:val="28"/>
+          <w:szCs w:val="28"/>
+        </w:rPr>
+        <w:t xml:space="preserve">    }</w:t>
+      </w:r>
+    </w:p>
+    <w:p>
+      <w:pPr>
+        <w:spacing w:line="240" w:lineRule="auto"/>
+        <w:ind w:left="1440"/>
+        <w:rPr>
+          <w:sz w:val="28"/>
+          <w:szCs w:val="28"/>
+        </w:rPr>
+      </w:pPr>
+      <w:r>
+        <w:rPr>
+          <w:sz w:val="28"/>
+          <w:szCs w:val="28"/>
+        </w:rPr>
+        <w:t xml:space="preserve">    Task(const char t[]) {</w:t>
+      </w:r>
+    </w:p>
+    <w:p>
+      <w:pPr>
+        <w:spacing w:line="240" w:lineRule="auto"/>
+        <w:ind w:left="1440"/>
+        <w:rPr>
+          <w:sz w:val="28"/>
+          <w:szCs w:val="28"/>
+        </w:rPr>
+      </w:pPr>
+      <w:r>
+        <w:rPr>
+          <w:sz w:val="28"/>
+          <w:szCs w:val="28"/>
+        </w:rPr>
+        <w:t xml:space="preserve">        int i = 0;</w:t>
+      </w:r>
+    </w:p>
+    <w:p>
+      <w:pPr>
+        <w:spacing w:line="240" w:lineRule="auto"/>
+        <w:ind w:left="1440"/>
+        <w:rPr>
+          <w:sz w:val="28"/>
+          <w:szCs w:val="28"/>
+        </w:rPr>
+      </w:pPr>
+      <w:r>
+        <w:rPr>
+          <w:sz w:val="28"/>
+          <w:szCs w:val="28"/>
+        </w:rPr>
+        <w:t xml:space="preserve">        while (t[i] != '\0') {</w:t>
+      </w:r>
+    </w:p>
+    <w:p>
+      <w:pPr>
+        <w:spacing w:line="240" w:lineRule="auto"/>
+        <w:ind w:left="1440"/>
+        <w:rPr>
+          <w:sz w:val="28"/>
+          <w:szCs w:val="28"/>
+        </w:rPr>
+      </w:pPr>
+      <w:r>
+        <w:rPr>
+          <w:sz w:val="28"/>
+          <w:szCs w:val="28"/>
+        </w:rPr>
+        <w:t xml:space="preserve">            title[i] = t[i];</w:t>
+      </w:r>
+    </w:p>
+    <w:p>
+      <w:pPr>
+        <w:spacing w:line="240" w:lineRule="auto"/>
+        <w:ind w:left="1440"/>
+        <w:rPr>
+          <w:sz w:val="28"/>
+          <w:szCs w:val="28"/>
+        </w:rPr>
+      </w:pPr>
+      <w:r>
+        <w:rPr>
+          <w:sz w:val="28"/>
+          <w:szCs w:val="28"/>
+        </w:rPr>
+        <w:t xml:space="preserve">            i++;</w:t>
+      </w:r>
+    </w:p>
+    <w:p>
+      <w:pPr>
+        <w:spacing w:line="240" w:lineRule="auto"/>
+        <w:ind w:left="1440"/>
+        <w:rPr>
+          <w:sz w:val="28"/>
+          <w:szCs w:val="28"/>
+        </w:rPr>
+      </w:pPr>
+      <w:r>
+        <w:rPr>
+          <w:sz w:val="28"/>
+          <w:szCs w:val="28"/>
+        </w:rPr>
+        <w:t xml:space="preserve">        }</w:t>
+      </w:r>
+    </w:p>
+    <w:p>
+      <w:pPr>
+        <w:spacing w:line="240" w:lineRule="auto"/>
+        <w:ind w:left="1440"/>
+        <w:rPr>
+          <w:sz w:val="28"/>
+          <w:szCs w:val="28"/>
+        </w:rPr>
+      </w:pPr>
+      <w:r>
+        <w:rPr>
+          <w:sz w:val="28"/>
+          <w:szCs w:val="28"/>
+        </w:rPr>
+        <w:t xml:space="preserve">        title[i] = '\0';</w:t>
+      </w:r>
+    </w:p>
+    <w:p>
+      <w:pPr>
+        <w:spacing w:line="240" w:lineRule="auto"/>
+        <w:ind w:left="1440"/>
+        <w:rPr>
+          <w:sz w:val="28"/>
+          <w:szCs w:val="28"/>
+        </w:rPr>
+      </w:pPr>
+      <w:r>
+        <w:rPr>
+          <w:sz w:val="28"/>
+          <w:szCs w:val="28"/>
+        </w:rPr>
+        <w:lastRenderedPageBreak/>
+        <w:t xml:space="preserve">        done = false;</w:t>
+      </w:r>
+    </w:p>
+    <w:p>
+      <w:pPr>
+        <w:spacing w:line="240" w:lineRule="auto"/>
+        <w:ind w:left="1440"/>
+        <w:rPr>
+          <w:sz w:val="28"/>
+          <w:szCs w:val="28"/>
+        </w:rPr>
+      </w:pPr>
+      <w:r>
+        <w:rPr>
+          <w:sz w:val="28"/>
+          <w:szCs w:val="28"/>
+        </w:rPr>
+        <w:t xml:space="preserve">    }</w:t>
+      </w:r>
+    </w:p>
+    <w:p>
+      <w:pPr>
+        <w:spacing w:line="240" w:lineRule="auto"/>
+        <w:ind w:left="1440"/>
+        <w:rPr>
+          <w:sz w:val="28"/>
+          <w:szCs w:val="28"/>
+        </w:rPr>
+      </w:pPr>
+      <w:r>
+        <w:rPr>
+          <w:sz w:val="28"/>
+          <w:szCs w:val="28"/>
+        </w:rPr>
+        <w:t>};</w:t>
+      </w:r>
+    </w:p>
+    <w:p>
+      <w:pPr>
+        <w:spacing w:line="240" w:lineRule="auto"/>
+        <w:ind w:left="1440"/>
+        <w:rPr>
+          <w:sz w:val="28"/>
+          <w:szCs w:val="28"/>
+        </w:rPr>
+      </w:pPr>
+      <w:r>
+        <w:rPr>
+          <w:sz w:val="28"/>
+          <w:szCs w:val="28"/>
+        </w:rPr>
+        <w:t>class TaskList {</w:t>
+      </w:r>
+    </w:p>
+    <w:p>
+      <w:pPr>
+        <w:spacing w:line="240" w:lineRule="auto"/>
+        <w:ind w:left="1440"/>
+        <w:rPr>
+          <w:sz w:val="28"/>
+          <w:szCs w:val="28"/>
+        </w:rPr>
+      </w:pPr>
+      <w:r>
+        <w:rPr>
+          <w:sz w:val="28"/>
+          <w:szCs w:val="28"/>
+        </w:rPr>
+        <w:t xml:space="preserve">    Task tasks[10];</w:t>
+      </w:r>
+    </w:p>
+    <w:p>
+      <w:pPr>
+        <w:spacing w:line="240" w:lineRule="auto"/>
+        <w:ind w:left="1440"/>
+        <w:rPr>
+          <w:sz w:val="28"/>
+          <w:szCs w:val="28"/>
+        </w:rPr>
+      </w:pPr>
+      <w:r>
+        <w:rPr>
+          <w:sz w:val="28"/>
+          <w:szCs w:val="28"/>
+        </w:rPr>
+        <w:t xml:space="preserve">    int count;</w:t>
+      </w:r>
+    </w:p>
+    <w:p>
+      <w:pPr>
+        <w:spacing w:line="240" w:lineRule="auto"/>
+        <w:ind w:left="1440"/>
+        <w:rPr>
+          <w:sz w:val="28"/>
+          <w:szCs w:val="28"/>
+        </w:rPr>
+      </w:pPr>
+      <w:r>
+        <w:rPr>
+          <w:sz w:val="28"/>
+          <w:szCs w:val="28"/>
+        </w:rPr>
+        <w:t>public:</w:t>
+      </w:r>
+    </w:p>
+    <w:p>
+      <w:pPr>
+        <w:spacing w:line="240" w:lineRule="auto"/>
+        <w:ind w:left="1440"/>
+        <w:rPr>
+          <w:sz w:val="28"/>
+          <w:szCs w:val="28"/>
+        </w:rPr>
+      </w:pPr>
+      <w:r>
+        <w:rPr>
+          <w:sz w:val="28"/>
+          <w:szCs w:val="28"/>
+        </w:rPr>
+        <w:t xml:space="preserve">    TaskList() {</w:t>
+      </w:r>
+    </w:p>
+    <w:p>
+      <w:pPr>
+        <w:spacing w:line="240" w:lineRule="auto"/>
+        <w:ind w:left="1440"/>
+        <w:rPr>
+          <w:sz w:val="28"/>
+          <w:szCs w:val="28"/>
+        </w:rPr>
+      </w:pPr>
+      <w:r>
+        <w:rPr>
+          <w:sz w:val="28"/>
+          <w:szCs w:val="28"/>
+        </w:rPr>
+        <w:t xml:space="preserve">        count = 0;</w:t>
+      </w:r>
+    </w:p>
+    <w:p>
+      <w:pPr>
+        <w:spacing w:line="240" w:lineRule="auto"/>
+        <w:ind w:left="1440"/>
+        <w:rPr>
+          <w:sz w:val="28"/>
+          <w:szCs w:val="28"/>
+        </w:rPr>
+      </w:pPr>
+      <w:r>
+        <w:rPr>
+          <w:sz w:val="28"/>
+          <w:szCs w:val="28"/>
+        </w:rPr>
+        <w:t xml:space="preserve">    }</w:t>
+      </w:r>
+    </w:p>
+    <w:p>
+      <w:pPr>
+        <w:spacing w:line="240" w:lineRule="auto"/>
+        <w:ind w:left="1440"/>
+        <w:rPr>
+          <w:sz w:val="28"/>
+          <w:szCs w:val="28"/>
+        </w:rPr>
+      </w:pPr>
+      <w:r>
+        <w:rPr>
+          <w:sz w:val="28"/>
+          <w:szCs w:val="28"/>
+        </w:rPr>
+        <w:t xml:space="preserve">    void addTask(const char title[]) {</w:t>
+      </w:r>
+    </w:p>
+    <w:p>
+      <w:pPr>
+        <w:spacing w:line="240" w:lineRule="auto"/>
+        <w:ind w:left="1440"/>
+        <w:rPr>
+          <w:sz w:val="28"/>
+          <w:szCs w:val="28"/>
+        </w:rPr>
+      </w:pPr>
+      <w:r>
+        <w:rPr>
+          <w:sz w:val="28"/>
+          <w:szCs w:val="28"/>
+        </w:rPr>
+        <w:t xml:space="preserve">        if (count &lt; 10) {</w:t>
+      </w:r>
+    </w:p>
+    <w:p>
+      <w:pPr>
+        <w:spacing w:line="240" w:lineRule="auto"/>
+        <w:ind w:left="1440"/>
+        <w:rPr>
+          <w:sz w:val="28"/>
+          <w:szCs w:val="28"/>
+        </w:rPr>
+      </w:pPr>
+      <w:r>
+        <w:rPr>
+          <w:sz w:val="28"/>
+          <w:szCs w:val="28"/>
+        </w:rPr>
+        <w:t xml:space="preserve">            tasks[count] = Task(title);</w:t>
+      </w:r>
+    </w:p>
+    <w:p>
+      <w:pPr>
+        <w:spacing w:line="240" w:lineRule="auto"/>
+        <w:ind w:left="1440"/>
+        <w:rPr>
+          <w:sz w:val="28"/>
+          <w:szCs w:val="28"/>
+        </w:rPr>
+      </w:pPr>
+      <w:r>
+        <w:rPr>
+          <w:sz w:val="28"/>
+          <w:szCs w:val="28"/>
+        </w:rPr>
+        <w:t xml:space="preserve">            count++;</w:t>
+      </w:r>
+    </w:p>
+    <w:p>
+      <w:pPr>
+        <w:spacing w:line="240" w:lineRule="auto"/>
+        <w:ind w:left="1440"/>
+        <w:rPr>
+          <w:sz w:val="28"/>
+          <w:szCs w:val="28"/>
+        </w:rPr>
+      </w:pPr>
+      <w:r>
+        <w:rPr>
+          <w:sz w:val="28"/>
+          <w:szCs w:val="28"/>
+        </w:rPr>
+        <w:t xml:space="preserve">        }</w:t>
+      </w:r>
+    </w:p>
+    <w:p>
+      <w:pPr>
+        <w:spacing w:line="240" w:lineRule="auto"/>
+        <w:ind w:left="1440"/>
+        <w:rPr>
+          <w:sz w:val="28"/>
+          <w:szCs w:val="28"/>
+        </w:rPr>
+      </w:pPr>
+      <w:r>
+        <w:rPr>
+          <w:sz w:val="28"/>
+          <w:szCs w:val="28"/>
+        </w:rPr>
+        <w:t xml:space="preserve">    }</w:t>
+      </w:r>
+    </w:p>
+    <w:p>
+      <w:pPr>
+        <w:spacing w:line="240" w:lineRule="auto"/>
+        <w:ind w:left="1440"/>
+        <w:rPr>
+          <w:sz w:val="28"/>
+          <w:szCs w:val="28"/>
+        </w:rPr>
+      </w:pPr>
+      <w:r>
+        <w:rPr>
+          <w:sz w:val="28"/>
+          <w:szCs w:val="28"/>
+        </w:rPr>
+        <w:t xml:space="preserve">    void markTaskDone(int index) {</w:t>
+      </w:r>
+    </w:p>
+    <w:p>
+      <w:pPr>
+        <w:spacing w:line="240" w:lineRule="auto"/>
+        <w:ind w:left="1440"/>
+        <w:rPr>
+          <w:sz w:val="28"/>
+          <w:szCs w:val="28"/>
+        </w:rPr>
+      </w:pPr>
+      <w:r>
+        <w:rPr>
+          <w:sz w:val="28"/>
+          <w:szCs w:val="28"/>
+        </w:rPr>
+        <w:t xml:space="preserve">        if (index &gt;= 0 &amp;&amp; index &lt; count) {</w:t>
+      </w:r>
+    </w:p>
+    <w:p>
+      <w:pPr>
+        <w:spacing w:line="240" w:lineRule="auto"/>
+        <w:ind w:left="1440"/>
+        <w:rPr>
+          <w:sz w:val="28"/>
+          <w:szCs w:val="28"/>
+        </w:rPr>
+      </w:pPr>
+      <w:r>
+        <w:rPr>
+          <w:sz w:val="28"/>
+          <w:szCs w:val="28"/>
+        </w:rPr>
+        <w:t xml:space="preserve">            tasks[index].done = true;</w:t>
+      </w:r>
+    </w:p>
+    <w:p>
+      <w:pPr>
+        <w:spacing w:line="240" w:lineRule="auto"/>
+        <w:ind w:left="1440"/>
+        <w:rPr>
+          <w:sz w:val="28"/>
+          <w:szCs w:val="28"/>
+        </w:rPr>
+      </w:pPr>
+      <w:r>
+        <w:rPr>
+          <w:sz w:val="28"/>
+          <w:szCs w:val="28"/>
+        </w:rPr>
+        <w:t xml:space="preserve">        }</w:t>
+      </w:r>
+    </w:p>
+    <w:p>
+      <w:pPr>
+        <w:spacing w:line="240" w:lineRule="auto"/>
+        <w:ind w:left="1440"/>
+        <w:rPr>
+          <w:sz w:val="28"/>
+          <w:szCs w:val="28"/>
+        </w:rPr>
+      </w:pPr>
+      <w:r>
+        <w:rPr>
+          <w:sz w:val="28"/>
+          <w:szCs w:val="28"/>
+        </w:rPr>
+        <w:t xml:space="preserve">    }</w:t>
+      </w:r>
+    </w:p>
+    <w:p>
+      <w:pPr>
+        <w:spacing w:line="240" w:lineRule="auto"/>
+        <w:ind w:left="1440"/>
+        <w:rPr>
+          <w:sz w:val="28"/>
+          <w:szCs w:val="28"/>
+        </w:rPr>
+      </w:pPr>
+    </w:p>
+    <w:p>
+      <w:pPr>
+        <w:spacing w:line="240" w:lineRule="auto"/>
+        <w:ind w:left="1440"/>
+        <w:rPr>
+          <w:sz w:val="28"/>
+          <w:szCs w:val="28"/>
+        </w:rPr>
+      </w:pPr>
+      <w:r>
+        <w:rPr>
+          <w:sz w:val="28"/>
+          <w:szCs w:val="28"/>
+        </w:rPr>
+        <w:t xml:space="preserve">    void showTasks() {</w:t>
+      </w:r>
+    </w:p>
+    <w:p>
+      <w:pPr>
+        <w:spacing w:line="240" w:lineRule="auto"/>
+        <w:ind w:left="1440"/>
+        <w:rPr>
+          <w:sz w:val="28"/>
+          <w:szCs w:val="28"/>
+        </w:rPr>
+      </w:pPr>
+      <w:r>
+        <w:rPr>
+          <w:sz w:val="28"/>
+          <w:szCs w:val="28"/>
+        </w:rPr>
+        <w:t xml:space="preserve">        for (int i = 0; i &lt; count; i++) {</w:t>
+      </w:r>
+    </w:p>
+    <w:p>
+      <w:pPr>
+        <w:spacing w:line="240" w:lineRule="auto"/>
+        <w:ind w:left="1440"/>
+        <w:rPr>
+          <w:sz w:val="28"/>
+          <w:szCs w:val="28"/>
+        </w:rPr>
+      </w:pPr>
+      <w:r>
+        <w:rPr>
+          <w:sz w:val="28"/>
+          <w:szCs w:val="28"/>
+        </w:rPr>
+        <w:t xml:space="preserve">            cout &lt;&lt; i + 1 &lt;&lt; ". " &lt;&lt; tasks[i].title;</w:t>
+      </w:r>
+    </w:p>
+    <w:p>
+      <w:pPr>
+        <w:spacing w:line="240" w:lineRule="auto"/>
+        <w:ind w:left="1440"/>
+        <w:rPr>
+          <w:sz w:val="28"/>
+          <w:szCs w:val="28"/>
+        </w:rPr>
+      </w:pPr>
+      <w:r>
+        <w:rPr>
+          <w:sz w:val="28"/>
+          <w:szCs w:val="28"/>
+        </w:rPr>
+        <w:t xml:space="preserve">            if (tasks[i].done)</w:t>
+      </w:r>
+    </w:p>
+    <w:p>
+      <w:pPr>
+        <w:spacing w:line="240" w:lineRule="auto"/>
+        <w:ind w:left="1440"/>
+        <w:rPr>
+          <w:sz w:val="28"/>
+          <w:szCs w:val="28"/>
+        </w:rPr>
+      </w:pPr>
+      <w:r>
+        <w:rPr>
+          <w:sz w:val="28"/>
+          <w:szCs w:val="28"/>
+        </w:rPr>
+        <w:t xml:space="preserve">                cout &lt;&lt; " - Done";</w:t>
+      </w:r>
+    </w:p>
+    <w:p>
+      <w:pPr>
+        <w:spacing w:line="240" w:lineRule="auto"/>
+        <w:ind w:left="1440"/>
+        <w:rPr>
+          <w:sz w:val="28"/>
+          <w:szCs w:val="28"/>
+        </w:rPr>
+      </w:pPr>
+      <w:r>
+        <w:rPr>
+          <w:sz w:val="28"/>
+          <w:szCs w:val="28"/>
+        </w:rPr>
+        <w:t xml:space="preserve">            else</w:t>
+      </w:r>
+    </w:p>
+    <w:p>
+      <w:pPr>
+        <w:spacing w:line="240" w:lineRule="auto"/>
+        <w:ind w:left="1440"/>
+        <w:rPr>
+          <w:sz w:val="28"/>
+          <w:szCs w:val="28"/>
+        </w:rPr>
+      </w:pPr>
+      <w:r>
+        <w:rPr>
+          <w:sz w:val="28"/>
+          <w:szCs w:val="28"/>
+        </w:rPr>
+        <w:lastRenderedPageBreak/>
+        <w:t xml:space="preserve">                cout &lt;&lt; " - Pending";</w:t>
+      </w:r>
+    </w:p>
+    <w:p>
+      <w:pPr>
+        <w:spacing w:line="240" w:lineRule="auto"/>
+        <w:ind w:left="1440"/>
+        <w:rPr>
+          <w:sz w:val="28"/>
+          <w:szCs w:val="28"/>
+        </w:rPr>
+      </w:pPr>
+      <w:r>
+        <w:rPr>
+          <w:sz w:val="28"/>
+          <w:szCs w:val="28"/>
+        </w:rPr>
+        <w:t xml:space="preserve">            cout &lt;&lt; endl;</w:t>
+      </w:r>
+    </w:p>
+    <w:p>
+      <w:pPr>
+        <w:spacing w:line="240" w:lineRule="auto"/>
+        <w:ind w:left="1440"/>
+        <w:rPr>
+          <w:sz w:val="28"/>
+          <w:szCs w:val="28"/>
+        </w:rPr>
+      </w:pPr>
+      <w:r>
+        <w:rPr>
+          <w:sz w:val="28"/>
+          <w:szCs w:val="28"/>
+        </w:rPr>
+        <w:t xml:space="preserve">        }</w:t>
+      </w:r>
+    </w:p>
+    <w:p>
+      <w:pPr>
+        <w:spacing w:line="240" w:lineRule="auto"/>
+        <w:ind w:left="1440"/>
+        <w:rPr>
+          <w:sz w:val="28"/>
+          <w:szCs w:val="28"/>
+        </w:rPr>
+      </w:pPr>
+      <w:r>
+        <w:rPr>
+          <w:sz w:val="28"/>
+          <w:szCs w:val="28"/>
+        </w:rPr>
+        <w:t xml:space="preserve">    }</w:t>
+      </w:r>
+    </w:p>
+    <w:p>
+      <w:pPr>
+        <w:spacing w:line="240" w:lineRule="auto"/>
+        <w:ind w:left="1440"/>
+        <w:rPr>
+          <w:sz w:val="28"/>
+          <w:szCs w:val="28"/>
+        </w:rPr>
+      </w:pPr>
+      <w:r>
+        <w:rPr>
+          <w:sz w:val="28"/>
+          <w:szCs w:val="28"/>
+        </w:rPr>
+        <w:t>};</w:t>
+      </w:r>
+    </w:p>
+    <w:p>
+      <w:pPr>
+        <w:spacing w:line="240" w:lineRule="auto"/>
+        <w:ind w:left="1440"/>
+        <w:rPr>
+          <w:sz w:val="28"/>
+          <w:szCs w:val="28"/>
+        </w:rPr>
+      </w:pPr>
+      <w:r>
+        <w:rPr>
+          <w:sz w:val="28"/>
+          <w:szCs w:val="28"/>
+        </w:rPr>
+        <w:t>int main() {</w:t>
+      </w:r>
+    </w:p>
+    <w:p>
+      <w:pPr>
+        <w:spacing w:line="240" w:lineRule="auto"/>
+        <w:ind w:left="1440"/>
+        <w:rPr>
+          <w:sz w:val="28"/>
+          <w:szCs w:val="28"/>
+        </w:rPr>
+      </w:pPr>
+      <w:r>
+        <w:rPr>
+          <w:sz w:val="28"/>
+          <w:szCs w:val="28"/>
+        </w:rPr>
+        <w:t xml:space="preserve">    TaskList list;</w:t>
+      </w:r>
+    </w:p>
+    <w:p>
+      <w:pPr>
+        <w:spacing w:line="240" w:lineRule="auto"/>
+        <w:ind w:left="1440"/>
+        <w:rPr>
+          <w:sz w:val="28"/>
+          <w:szCs w:val="28"/>
+        </w:rPr>
+      </w:pPr>
+      <w:r>
+        <w:rPr>
+          <w:sz w:val="28"/>
+          <w:szCs w:val="28"/>
+        </w:rPr>
+        <w:t xml:space="preserve">    list.addTask("Complete assignment");</w:t>
+      </w:r>
+    </w:p>
+    <w:p>
+      <w:pPr>
+        <w:spacing w:line="240" w:lineRule="auto"/>
+        <w:ind w:left="1440"/>
+        <w:rPr>
+          <w:sz w:val="28"/>
+          <w:szCs w:val="28"/>
+        </w:rPr>
+      </w:pPr>
+      <w:r>
+        <w:rPr>
+          <w:sz w:val="28"/>
+          <w:szCs w:val="28"/>
+        </w:rPr>
+        <w:t xml:space="preserve">    list.addTask("Study C++");</w:t>
+      </w:r>
+    </w:p>
+    <w:p>
+      <w:pPr>
+        <w:spacing w:line="240" w:lineRule="auto"/>
+        <w:ind w:left="1440"/>
+        <w:rPr>
+          <w:sz w:val="28"/>
+          <w:szCs w:val="28"/>
+        </w:rPr>
+      </w:pPr>
+      <w:r>
+        <w:rPr>
+          <w:sz w:val="28"/>
+          <w:szCs w:val="28"/>
+        </w:rPr>
+        <w:t xml:space="preserve">    list.addTask("Go for a walk");</w:t>
+      </w:r>
+    </w:p>
+    <w:p>
+      <w:pPr>
+        <w:spacing w:line="240" w:lineRule="auto"/>
+        <w:ind w:left="1440"/>
+        <w:rPr>
+          <w:sz w:val="28"/>
+          <w:szCs w:val="28"/>
+        </w:rPr>
+      </w:pPr>
+      <w:r>
+        <w:rPr>
+          <w:sz w:val="28"/>
+          <w:szCs w:val="28"/>
+        </w:rPr>
+        <w:t xml:space="preserve">    list.markTaskDone(1);</w:t>
+      </w:r>
+    </w:p>
+    <w:p>
+      <w:pPr>
+        <w:spacing w:line="240" w:lineRule="auto"/>
+        <w:ind w:left="1440"/>
+        <w:rPr>
+          <w:sz w:val="28"/>
+          <w:szCs w:val="28"/>
+        </w:rPr>
+      </w:pPr>
+      <w:r>
+        <w:rPr>
+          <w:sz w:val="28"/>
+          <w:szCs w:val="28"/>
+        </w:rPr>
+        <w:t xml:space="preserve">    list.showTasks();</w:t>
+      </w:r>
+    </w:p>
+    <w:p>
+      <w:pPr>
+        <w:spacing w:line="240" w:lineRule="auto"/>
+        <w:ind w:left="1440"/>
+        <w:rPr>
+          <w:sz w:val="28"/>
+          <w:szCs w:val="28"/>
+        </w:rPr>
+      </w:pPr>
+      <w:r>
+        <w:rPr>
+          <w:sz w:val="28"/>
+          <w:szCs w:val="28"/>
+        </w:rPr>
+        <w:t xml:space="preserve">    return 0;</w:t>
+      </w:r>
+    </w:p>
+    <w:p>
+      <w:pPr>
+        <w:spacing w:line="240" w:lineRule="auto"/>
+        <w:ind w:left="1440"/>
+        <w:rPr>
+          <w:sz w:val="28"/>
+          <w:szCs w:val="28"/>
+        </w:rPr>
+      </w:pPr>
+      <w:r>
+        <w:rPr>
+          <w:sz w:val="28"/>
+          <w:szCs w:val="28"/>
+        </w:rPr>
+        <w:t>}</w:t>
+      </w:r>
+    </w:p>
+    <w:p>
+      <w:pPr>
+        <w:spacing w:line="240" w:lineRule="auto"/>
+        <w:ind w:left="1440"/>
+        <w:rPr>
+          <w:sz w:val="28"/>
+          <w:szCs w:val="28"/>
+        </w:rPr>
       </w:pPr>
       <w:r>
         <w:rPr>
@@ -528,9 +2579,8 @@
           <w:sz w:val="28"/>
           <w:szCs w:val="28"/>
         </w:rPr>
-        <w:t xml:space="preserve">Comparison: Procedural C vs OOP </w:t>
-      </w:r>
-      <w:proofErr w:type="spellStart"/>
+        <w:t>Q-5</w:t>
+      </w:r>
       <w:r>
         <w:rPr>
           <w:b/>
@@ -538,9 +2588,55 @@
           <w:sz w:val="28"/>
           <w:szCs w:val="28"/>
         </w:rPr>
-        <w:t>TaskList</w:t>
-      </w:r>
-      <w:proofErr w:type="spellEnd"/>
+        <w:t xml:space="preserve">: </w:t>
+      </w:r>
+      <w:r>
+        <w:rPr>
+          <w:sz w:val="28"/>
+          <w:szCs w:val="28"/>
+        </w:rPr>
+        <w:t>Compare your procedural C version and OOP TaskList version: List 3 problems you faced in the C version that were solved by using classes and methods in the OOP version.</w:t>
+      </w:r>
+    </w:p>
+    <w:p>
+      <w:pPr>
+        <w:spacing w:line="240" w:lineRule="auto"/>
+        <w:ind w:left="1440"/>
+        <w:rPr>
+          <w:sz w:val="28"/>
+          <w:szCs w:val="28"/>
+        </w:rPr>
+      </w:pPr>
+      <w:r>
+        <w:rPr>
+          <w:b/>
+          <w:bCs/>
+          <w:sz w:val="28"/>
+          <w:szCs w:val="28"/>
+        </w:rPr>
+        <w:t>Ans:</w:t>
+      </w:r>
+    </w:p>
+    <w:p>
+      <w:pPr>
+        <w:spacing w:line="240" w:lineRule="auto"/>
+        <w:ind w:left="1440"/>
+        <w:rPr>
+          <w:b/>
+          <w:bCs/>
+          <w:sz w:val="28"/>
+          <w:szCs w:val="28"/>
+        </w:rPr>
+      </w:pPr>
+      <w:r>
+        <w:rPr>
+          <w:b/>
+          <w:bCs/>
+          <w:sz w:val="28"/>
+          <w:szCs w:val="28"/>
+        </w:rPr>
+        <w:t>Comparison: Procedural C vs OOP TaskList</w:t>
+      </w:r>
     </w:p>
     <w:p>
       <w:pPr>
@@ -610,23 +2706,7 @@
           <w:sz w:val="28"/>
           <w:szCs w:val="28"/>
         </w:rPr>
-        <w:t xml:space="preserve">OOP version: Task and </w:t>
-      </w:r>
-      <w:proofErr w:type="spellStart"/>
-      <w:r>
-        <w:rPr>
-          <w:sz w:val="28"/>
-          <w:szCs w:val="28"/>
-        </w:rPr>
-        <w:t>TaskList</w:t>
-      </w:r>
-      <w:proofErr w:type="spellEnd"/>
-      <w:r>
-        <w:rPr>
-          <w:sz w:val="28"/>
-          <w:szCs w:val="28"/>
-        </w:rPr>
-        <w:t xml:space="preserve"> classes keep data and related methods together.</w:t>
+        <w:t>OOP version: Task and TaskList classes keep data and related methods together.</w:t>
       </w:r>
     </w:p>
     <w:p>
@@ -697,83 +2777,7 @@
           <w:sz w:val="28"/>
           <w:szCs w:val="28"/>
         </w:rPr>
-        <w:lastRenderedPageBreak/>
-        <w:t xml:space="preserve">OOP version: Methods like </w:t>
-      </w:r>
-      <w:proofErr w:type="spellStart"/>
-      <w:proofErr w:type="gramStart"/>
-      <w:r>
-        <w:rPr>
-          <w:sz w:val="28"/>
-          <w:szCs w:val="28"/>
-        </w:rPr>
-        <w:t>addTask</w:t>
-      </w:r>
-      <w:proofErr w:type="spellEnd"/>
-      <w:r>
-        <w:rPr>
-          <w:sz w:val="28"/>
-          <w:szCs w:val="28"/>
-        </w:rPr>
-        <w:t>(</w:t>
-      </w:r>
-      <w:proofErr w:type="gramEnd"/>
-      <w:r>
-        <w:rPr>
-          <w:sz w:val="28"/>
-          <w:szCs w:val="28"/>
-        </w:rPr>
-        <w:t xml:space="preserve">), </w:t>
-      </w:r>
-      <w:proofErr w:type="spellStart"/>
-      <w:proofErr w:type="gramStart"/>
-      <w:r>
-        <w:rPr>
-          <w:sz w:val="28"/>
-          <w:szCs w:val="28"/>
-        </w:rPr>
-        <w:t>markTaskDone</w:t>
-      </w:r>
-      <w:proofErr w:type="spellEnd"/>
-      <w:r>
-        <w:rPr>
-          <w:sz w:val="28"/>
-          <w:szCs w:val="28"/>
-        </w:rPr>
-        <w:t>(</w:t>
-      </w:r>
-      <w:proofErr w:type="gramEnd"/>
-      <w:r>
-        <w:rPr>
-          <w:sz w:val="28"/>
-          <w:szCs w:val="28"/>
-        </w:rPr>
-        <w:t xml:space="preserve">), and </w:t>
-      </w:r>
-      <w:proofErr w:type="spellStart"/>
-      <w:proofErr w:type="gramStart"/>
-      <w:r>
-        <w:rPr>
-          <w:sz w:val="28"/>
-          <w:szCs w:val="28"/>
-        </w:rPr>
-        <w:t>showTasks</w:t>
-      </w:r>
-      <w:proofErr w:type="spellEnd"/>
-      <w:r>
-        <w:rPr>
-          <w:sz w:val="28"/>
-          <w:szCs w:val="28"/>
-        </w:rPr>
-        <w:t>(</w:t>
-      </w:r>
-      <w:proofErr w:type="gramEnd"/>
-      <w:r>
-        <w:rPr>
-          <w:sz w:val="28"/>
-          <w:szCs w:val="28"/>
-        </w:rPr>
-        <w:t>) make the code cleaner and easier to understand.</w:t>
+        <w:t>OOP version: Methods like addTask(), markTaskDone(), and showTasks() make the code cleaner and easier to understand.</w:t>
       </w:r>
     </w:p>
     <w:p>
@@ -798,6 +2802,7 @@
           <w:sz w:val="28"/>
           <w:szCs w:val="28"/>
         </w:rPr>
+        <w:lastRenderedPageBreak/>
         <w:t>Data protection was difficult</w:t>
       </w:r>
     </w:p>
@@ -1604,6 +3609,7 @@
   <w:style w:type="character" w:default="1" w:styleId="DefaultParagraphFont">
     <w:name w:val="Default Paragraph Font"/>
     <w:uiPriority w:val="1"/>
+    <w:semiHidden/>
     <w:unhideWhenUsed/>
   </w:style>
   <w:style w:type="table" w:default="1" w:styleId="TableNormal">
